--- a/VII sem/OBiP/lab01/Лабораторная работа 1_теория.docx
+++ b/VII sem/OBiP/lab01/Лабораторная работа 1_теория.docx
@@ -1,6 +1,6 @@
 
 <file path=word/document.xml><?xml version="1.0" encoding="utf-8"?>
-<w:document xmlns:wpc="http://schemas.microsoft.com/office/word/2010/wordprocessingCanvas" xmlns:cx="http://schemas.microsoft.com/office/drawing/2014/chartex" xmlns:mc="http://schemas.openxmlformats.org/markup-compatibility/2006" xmlns:o="urn:schemas-microsoft-com:office:office" xmlns:r="http://schemas.openxmlformats.org/officeDocument/2006/relationships" xmlns:m="http://schemas.openxmlformats.org/officeDocument/2006/math" xmlns:v="urn:schemas-microsoft-com:vml" xmlns:wp14="http://schemas.microsoft.com/office/word/2010/wordprocessingDrawing" xmlns:wp="http://schemas.openxmlformats.org/drawingml/2006/wordprocessingDrawing" xmlns:w10="urn:schemas-microsoft-com:office:word" xmlns:w="http://schemas.openxmlformats.org/wordprocessingml/2006/main" xmlns:w14="http://schemas.microsoft.com/office/word/2010/wordml" xmlns:w15="http://schemas.microsoft.com/office/word/2012/wordml" xmlns:w16se="http://schemas.microsoft.com/office/word/2015/wordml/symex" xmlns:wpg="http://schemas.microsoft.com/office/word/2010/wordprocessingGroup" xmlns:wpi="http://schemas.microsoft.com/office/word/2010/wordprocessingInk" xmlns:wne="http://schemas.microsoft.com/office/word/2006/wordml" xmlns:wps="http://schemas.microsoft.com/office/word/2010/wordprocessingShape" mc:Ignorable="w14 w15 w16se wp14">
+<w:document xmlns:wpc="http://schemas.microsoft.com/office/word/2010/wordprocessingCanvas" xmlns:cx="http://schemas.microsoft.com/office/drawing/2014/chartex" xmlns:cx1="http://schemas.microsoft.com/office/drawing/2015/9/8/chartex" xmlns:cx2="http://schemas.microsoft.com/office/drawing/2015/10/21/chartex" xmlns:cx3="http://schemas.microsoft.com/office/drawing/2016/5/9/chartex" xmlns:cx4="http://schemas.microsoft.com/office/drawing/2016/5/10/chartex" xmlns:cx5="http://schemas.microsoft.com/office/drawing/2016/5/11/chartex" xmlns:cx6="http://schemas.microsoft.com/office/drawing/2016/5/12/chartex" xmlns:cx7="http://schemas.microsoft.com/office/drawing/2016/5/13/chartex" xmlns:cx8="http://schemas.microsoft.com/office/drawing/2016/5/14/chartex" xmlns:mc="http://schemas.openxmlformats.org/markup-compatibility/2006" xmlns:aink="http://schemas.microsoft.com/office/drawing/2016/ink" xmlns:am3d="http://schemas.microsoft.com/office/drawing/2017/model3d" xmlns:o="urn:schemas-microsoft-com:office:office" xmlns:oel="http://schemas.microsoft.com/office/2019/extlst" xmlns:r="http://schemas.openxmlformats.org/officeDocument/2006/relationships" xmlns:m="http://schemas.openxmlformats.org/officeDocument/2006/math" xmlns:v="urn:schemas-microsoft-com:vml" xmlns:wp14="http://schemas.microsoft.com/office/word/2010/wordprocessingDrawing" xmlns:wp="http://schemas.openxmlformats.org/drawingml/2006/wordprocessingDrawing" xmlns:w10="urn:schemas-microsoft-com:office:word" xmlns:w="http://schemas.openxmlformats.org/wordprocessingml/2006/main" xmlns:w14="http://schemas.microsoft.com/office/word/2010/wordml" xmlns:w15="http://schemas.microsoft.com/office/word/2012/wordml" xmlns:w16cex="http://schemas.microsoft.com/office/word/2018/wordml/cex" xmlns:w16cid="http://schemas.microsoft.com/office/word/2016/wordml/cid" xmlns:w16="http://schemas.microsoft.com/office/word/2018/wordml" xmlns:w16sdtdh="http://schemas.microsoft.com/office/word/2020/wordml/sdtdatahash" xmlns:w16se="http://schemas.microsoft.com/office/word/2015/wordml/symex" xmlns:wpg="http://schemas.microsoft.com/office/word/2010/wordprocessingGroup" xmlns:wpi="http://schemas.microsoft.com/office/word/2010/wordprocessingInk" xmlns:wne="http://schemas.microsoft.com/office/word/2006/wordml" xmlns:wps="http://schemas.microsoft.com/office/word/2010/wordprocessingShape" mc:Ignorable="w14 w15 w16se w16cid w16 w16cex w16sdtdh wp14">
   <w:body>
     <w:p>
       <w:pPr>
@@ -467,7 +467,7 @@
                 <w:szCs w:val="24"/>
                 <w:lang w:eastAsia="ru-RU"/>
               </w:rPr>
-              <w:t>………..</w:t>
+              <w:t>J</w:t>
             </w:r>
           </w:p>
         </w:tc>
@@ -486,6 +486,14 @@
                 <w:lang w:eastAsia="ru-RU"/>
               </w:rPr>
             </w:pPr>
+            <w:r>
+              <w:rPr>
+                <w:rFonts w:ascii="Times New Roman" w:hAnsi="Times New Roman" w:cs="Times New Roman"/>
+                <w:sz w:val="24"/>
+                <w:szCs w:val="24"/>
+              </w:rPr>
+              <w:t>62010</w:t>
+            </w:r>
           </w:p>
         </w:tc>
         <w:tc>
@@ -503,6 +511,14 @@
                 <w:lang w:eastAsia="ru-RU"/>
               </w:rPr>
             </w:pPr>
+            <w:r>
+              <w:rPr>
+                <w:rFonts w:ascii="Times New Roman" w:hAnsi="Times New Roman" w:cs="Times New Roman"/>
+                <w:sz w:val="24"/>
+                <w:szCs w:val="24"/>
+              </w:rPr>
+              <w:t>Разработка компьютерного программного обеспечения</w:t>
+            </w:r>
           </w:p>
         </w:tc>
         <w:tc>
@@ -520,6 +536,14 @@
                 <w:lang w:eastAsia="ru-RU"/>
               </w:rPr>
             </w:pPr>
+            <w:r>
+              <w:rPr>
+                <w:rFonts w:ascii="Times New Roman" w:hAnsi="Times New Roman" w:cs="Times New Roman"/>
+                <w:sz w:val="24"/>
+                <w:szCs w:val="24"/>
+              </w:rPr>
+              <w:t>70</w:t>
+            </w:r>
           </w:p>
         </w:tc>
       </w:tr>
@@ -539,6 +563,110 @@
                 <w:lang w:eastAsia="ru-RU"/>
               </w:rPr>
             </w:pPr>
+            <w:r>
+              <w:rPr>
+                <w:rFonts w:ascii="Times New Roman" w:eastAsia="Times New Roman" w:hAnsi="Times New Roman" w:cs="Times New Roman"/>
+                <w:color w:val="1A1A1A"/>
+                <w:sz w:val="24"/>
+                <w:szCs w:val="24"/>
+                <w:lang w:eastAsia="ru-RU"/>
+              </w:rPr>
+              <w:t>J</w:t>
+            </w:r>
+          </w:p>
+        </w:tc>
+        <w:tc>
+          <w:tcPr>
+            <w:tcW w:w="2336" w:type="dxa"/>
+          </w:tcPr>
+          <w:p>
+            <w:pPr>
+              <w:jc w:val="both"/>
+              <w:rPr>
+                <w:rFonts w:ascii="Times New Roman" w:eastAsia="Times New Roman" w:hAnsi="Times New Roman" w:cs="Times New Roman"/>
+                <w:color w:val="1A1A1A"/>
+                <w:sz w:val="24"/>
+                <w:szCs w:val="24"/>
+                <w:lang w:eastAsia="ru-RU"/>
+              </w:rPr>
+            </w:pPr>
+            <w:r>
+              <w:rPr>
+                <w:rFonts w:ascii="Times New Roman" w:hAnsi="Times New Roman" w:cs="Times New Roman"/>
+                <w:sz w:val="24"/>
+                <w:szCs w:val="24"/>
+              </w:rPr>
+              <w:t>62020</w:t>
+            </w:r>
+          </w:p>
+        </w:tc>
+        <w:tc>
+          <w:tcPr>
+            <w:tcW w:w="2336" w:type="dxa"/>
+          </w:tcPr>
+          <w:p>
+            <w:pPr>
+              <w:jc w:val="both"/>
+              <w:rPr>
+                <w:rFonts w:ascii="Times New Roman" w:eastAsia="Times New Roman" w:hAnsi="Times New Roman" w:cs="Times New Roman"/>
+                <w:color w:val="1A1A1A"/>
+                <w:sz w:val="24"/>
+                <w:szCs w:val="24"/>
+                <w:lang w:eastAsia="ru-RU"/>
+              </w:rPr>
+            </w:pPr>
+            <w:r>
+              <w:rPr>
+                <w:rFonts w:ascii="Times New Roman" w:hAnsi="Times New Roman" w:cs="Times New Roman"/>
+                <w:sz w:val="24"/>
+                <w:szCs w:val="24"/>
+              </w:rPr>
+              <w:t>Консультационная деятельность и работы в области компьютерных технологий</w:t>
+            </w:r>
+          </w:p>
+        </w:tc>
+        <w:tc>
+          <w:tcPr>
+            <w:tcW w:w="2337" w:type="dxa"/>
+          </w:tcPr>
+          <w:p>
+            <w:pPr>
+              <w:jc w:val="both"/>
+              <w:rPr>
+                <w:rFonts w:ascii="Times New Roman" w:eastAsia="Times New Roman" w:hAnsi="Times New Roman" w:cs="Times New Roman"/>
+                <w:color w:val="1A1A1A"/>
+                <w:sz w:val="24"/>
+                <w:szCs w:val="24"/>
+                <w:lang w:eastAsia="ru-RU"/>
+              </w:rPr>
+            </w:pPr>
+            <w:r>
+              <w:rPr>
+                <w:rFonts w:ascii="Times New Roman" w:hAnsi="Times New Roman" w:cs="Times New Roman"/>
+                <w:sz w:val="24"/>
+                <w:szCs w:val="24"/>
+              </w:rPr>
+              <w:t>30</w:t>
+            </w:r>
+          </w:p>
+        </w:tc>
+      </w:tr>
+      <w:tr>
+        <w:tc>
+          <w:tcPr>
+            <w:tcW w:w="2336" w:type="dxa"/>
+          </w:tcPr>
+          <w:p>
+            <w:pPr>
+              <w:jc w:val="both"/>
+              <w:rPr>
+                <w:rFonts w:ascii="Times New Roman" w:eastAsia="Times New Roman" w:hAnsi="Times New Roman" w:cs="Times New Roman"/>
+                <w:color w:val="1A1A1A"/>
+                <w:sz w:val="24"/>
+                <w:szCs w:val="24"/>
+                <w:lang w:eastAsia="ru-RU"/>
+              </w:rPr>
+            </w:pPr>
           </w:p>
         </w:tc>
         <w:tc>
@@ -789,7 +917,7 @@
           <w:lang w:eastAsia="ru-RU"/>
         </w:rPr>
         <w:drawing>
-          <wp:inline distT="0" distB="0" distL="0" distR="0" wp14:anchorId="0C4D01A2" wp14:editId="36CB5832">
+          <wp:inline distT="0" distB="0" distL="0" distR="0" wp14:anchorId="3C16CA71" wp14:editId="51611BE7">
             <wp:extent cx="5863153" cy="4052236"/>
             <wp:effectExtent l="0" t="0" r="4445" b="5715"/>
             <wp:docPr id="2" name="Рисунок 2"/>
@@ -856,7 +984,7 @@
         </w:rPr>
         <w:lastRenderedPageBreak/>
         <w:drawing>
-          <wp:inline distT="0" distB="0" distL="0" distR="0" wp14:anchorId="4D3F021C" wp14:editId="20C57517">
+          <wp:inline distT="0" distB="0" distL="0" distR="0" wp14:anchorId="1578585E" wp14:editId="44E2D3C2">
             <wp:extent cx="5893819" cy="4263991"/>
             <wp:effectExtent l="0" t="0" r="0" b="3810"/>
             <wp:docPr id="1" name="Рисунок 1"/>
@@ -912,7 +1040,7 @@
           <w:lang w:eastAsia="ru-RU"/>
         </w:rPr>
         <w:drawing>
-          <wp:inline distT="0" distB="0" distL="0" distR="0" wp14:anchorId="5AE3FE16" wp14:editId="0BD36538">
+          <wp:inline distT="0" distB="0" distL="0" distR="0" wp14:anchorId="4CE28980" wp14:editId="29C1CD0A">
             <wp:extent cx="5870201" cy="4369870"/>
             <wp:effectExtent l="0" t="0" r="0" b="0"/>
             <wp:docPr id="3" name="Рисунок 3"/>
@@ -984,7 +1112,7 @@
         </w:rPr>
         <w:lastRenderedPageBreak/>
         <w:drawing>
-          <wp:inline distT="0" distB="0" distL="0" distR="0" wp14:anchorId="1778A5EF" wp14:editId="4DE5AE16">
+          <wp:inline distT="0" distB="0" distL="0" distR="0" wp14:anchorId="0AE3D4CC" wp14:editId="6167599E">
             <wp:extent cx="5848350" cy="3522846"/>
             <wp:effectExtent l="0" t="0" r="0" b="1905"/>
             <wp:docPr id="4" name="Рисунок 4"/>
@@ -1333,6 +1461,9 @@
                 <w:lang w:eastAsia="ru-RU"/>
               </w:rPr>
             </w:pPr>
+            <w:r>
+              <w:t>ООО</w:t>
+            </w:r>
           </w:p>
         </w:tc>
         <w:tc>
@@ -1346,7 +1477,7 @@
                 <w:color w:val="1A1A1A"/>
                 <w:sz w:val="24"/>
                 <w:szCs w:val="24"/>
-                <w:lang w:val="en-US" w:eastAsia="ru-RU"/>
+                <w:lang w:eastAsia="ru-RU"/>
               </w:rPr>
             </w:pPr>
             <w:r>
@@ -1357,7 +1488,7 @@
                 <w:szCs w:val="24"/>
                 <w:lang w:eastAsia="ru-RU"/>
               </w:rPr>
-              <w:t>1.</w:t>
+              <w:t>1. Ограничение риска участников размером их вкладов в уставный фонд (в пределах, установленных законодательством).</w:t>
             </w:r>
           </w:p>
         </w:tc>
@@ -1402,7 +1533,7 @@
                 <w:szCs w:val="24"/>
                 <w:lang w:eastAsia="ru-RU"/>
               </w:rPr>
-              <w:t>2. </w:t>
+              <w:t>2. Возможность объединить капитал нескольких учредителей, распределить доли и принимать решения через общее собрание участников.</w:t>
             </w:r>
           </w:p>
         </w:tc>
@@ -1447,7 +1578,7 @@
                 <w:szCs w:val="24"/>
                 <w:lang w:eastAsia="ru-RU"/>
               </w:rPr>
-              <w:t>…….</w:t>
+              <w:t>3. Подходит для разработки и сопровождения программного обеспечения, заключения договоров с организациями и найма сотрудников.</w:t>
             </w:r>
           </w:p>
         </w:tc>
@@ -1494,6 +1625,54 @@
                 <w:lang w:eastAsia="ru-RU"/>
               </w:rPr>
             </w:pPr>
+            <w:r>
+              <w:rPr>
+                <w:rFonts w:ascii="Times New Roman" w:hAnsi="Times New Roman" w:cs="Times New Roman"/>
+                <w:sz w:val="24"/>
+                <w:szCs w:val="24"/>
+              </w:rPr>
+              <w:t>220100, Республика Беларусь, г. Минск, ул. Кульман, д. 11, офис 305</w:t>
+            </w:r>
+            <w:r>
+              <w:rPr>
+                <w:rFonts w:ascii="Times New Roman" w:hAnsi="Times New Roman" w:cs="Times New Roman"/>
+                <w:sz w:val="24"/>
+                <w:szCs w:val="24"/>
+              </w:rPr>
+              <w:t>. Б</w:t>
+            </w:r>
+            <w:r>
+              <w:rPr>
+                <w:rFonts w:ascii="Times New Roman" w:hAnsi="Times New Roman" w:cs="Times New Roman"/>
+                <w:sz w:val="24"/>
+                <w:szCs w:val="24"/>
+              </w:rPr>
+              <w:t>изнес-центр «Манеж»</w:t>
+            </w:r>
+            <w:r>
+              <w:rPr>
+                <w:rFonts w:ascii="Times New Roman" w:hAnsi="Times New Roman" w:cs="Times New Roman"/>
+                <w:sz w:val="24"/>
+                <w:szCs w:val="24"/>
+              </w:rPr>
+              <w:t xml:space="preserve">, </w:t>
+            </w:r>
+            <w:r>
+              <w:rPr>
+                <w:rFonts w:ascii="Times New Roman" w:hAnsi="Times New Roman" w:cs="Times New Roman"/>
+                <w:sz w:val="24"/>
+                <w:szCs w:val="24"/>
+              </w:rPr>
+              <w:t>можно организовать рабочие места</w:t>
+            </w:r>
+            <w:r>
+              <w:rPr>
+                <w:rFonts w:ascii="Times New Roman" w:hAnsi="Times New Roman" w:cs="Times New Roman"/>
+                <w:sz w:val="24"/>
+                <w:szCs w:val="24"/>
+              </w:rPr>
+              <w:t>.</w:t>
+            </w:r>
           </w:p>
         </w:tc>
       </w:tr>
@@ -1607,6 +1786,70 @@
         </w:rPr>
         <w:t xml:space="preserve"> </w:t>
       </w:r>
+      <w:r>
+        <w:rPr>
+          <w:rFonts w:ascii="Times New Roman" w:eastAsia="Times New Roman" w:hAnsi="Times New Roman" w:cs="Times New Roman"/>
+          <w:b/>
+          <w:color w:val="1A1A1A"/>
+          <w:sz w:val="24"/>
+          <w:szCs w:val="24"/>
+          <w:lang w:eastAsia="ru-RU"/>
+        </w:rPr>
+        <w:br/>
+      </w:r>
+      <w:r>
+        <w:rPr>
+          <w:noProof/>
+        </w:rPr>
+        <w:drawing>
+          <wp:inline distT="0" distB="0" distL="0" distR="0" wp14:anchorId="2499D756" wp14:editId="257F2841">
+            <wp:extent cx="5940425" cy="3104515"/>
+            <wp:effectExtent l="0" t="0" r="3175" b="635"/>
+            <wp:docPr id="5" name="Рисунок 5"/>
+            <wp:cNvGraphicFramePr>
+              <a:graphicFrameLocks xmlns:a="http://schemas.openxmlformats.org/drawingml/2006/main" noChangeAspect="1"/>
+            </wp:cNvGraphicFramePr>
+            <a:graphic xmlns:a="http://schemas.openxmlformats.org/drawingml/2006/main">
+              <a:graphicData uri="http://schemas.openxmlformats.org/drawingml/2006/picture">
+                <pic:pic xmlns:pic="http://schemas.openxmlformats.org/drawingml/2006/picture">
+                  <pic:nvPicPr>
+                    <pic:cNvPr id="0" name="Picture 1"/>
+                    <pic:cNvPicPr>
+                      <a:picLocks noChangeAspect="1" noChangeArrowheads="1"/>
+                    </pic:cNvPicPr>
+                  </pic:nvPicPr>
+                  <pic:blipFill>
+                    <a:blip r:embed="rId10" cstate="print">
+                      <a:extLst>
+                        <a:ext uri="{28A0092B-C50C-407E-A947-70E740481C1C}">
+                          <a14:useLocalDpi xmlns:a14="http://schemas.microsoft.com/office/drawing/2010/main" val="0"/>
+                        </a:ext>
+                      </a:extLst>
+                    </a:blip>
+                    <a:srcRect/>
+                    <a:stretch>
+                      <a:fillRect/>
+                    </a:stretch>
+                  </pic:blipFill>
+                  <pic:spPr bwMode="auto">
+                    <a:xfrm>
+                      <a:off x="0" y="0"/>
+                      <a:ext cx="5940425" cy="3104515"/>
+                    </a:xfrm>
+                    <a:prstGeom prst="rect">
+                      <a:avLst/>
+                    </a:prstGeom>
+                    <a:noFill/>
+                    <a:ln>
+                      <a:noFill/>
+                    </a:ln>
+                  </pic:spPr>
+                </pic:pic>
+              </a:graphicData>
+            </a:graphic>
+          </wp:inline>
+        </w:drawing>
+      </w:r>
     </w:p>
     <w:p>
       <w:pPr>
@@ -1791,7 +2034,7 @@
         </w:rPr>
         <w:t xml:space="preserve"> или по ссылке </w:t>
       </w:r>
-      <w:hyperlink r:id="rId10" w:history="1">
+      <w:hyperlink r:id="rId11" w:history="1">
         <w:r>
           <w:rPr>
             <w:rStyle w:val="a4"/>
@@ -1895,7 +2138,7 @@
         </w:rPr>
         <w:t xml:space="preserve"> за последние 3 года, представленные по ссылке </w:t>
       </w:r>
-      <w:hyperlink r:id="rId11" w:history="1">
+      <w:hyperlink r:id="rId12" w:history="1">
         <w:r>
           <w:rPr>
             <w:rStyle w:val="a4"/>
@@ -2045,19 +2288,7 @@
           <w:szCs w:val="24"/>
           <w:lang w:eastAsia="ru-RU"/>
         </w:rPr>
-        <w:t xml:space="preserve">7. </w:t>
-      </w:r>
-      <w:bookmarkStart w:id="0" w:name="_GoBack"/>
-      <w:bookmarkEnd w:id="0"/>
-      <w:r>
-        <w:rPr>
-          <w:rFonts w:ascii="Times New Roman" w:eastAsia="Times New Roman" w:hAnsi="Times New Roman" w:cs="Times New Roman"/>
-          <w:color w:val="1A1A1A"/>
-          <w:sz w:val="24"/>
-          <w:szCs w:val="24"/>
-          <w:lang w:eastAsia="ru-RU"/>
-        </w:rPr>
-        <w:t xml:space="preserve">Лабораторная работа студента должна содержать </w:t>
+        <w:t xml:space="preserve">7. Лабораторная работа студента должна содержать </w:t>
       </w:r>
       <w:r>
         <w:rPr>
@@ -2085,15 +2316,7 @@
           <w:color w:val="1A1A1A"/>
           <w:lang w:eastAsia="ru-RU"/>
         </w:rPr>
-        <w:t xml:space="preserve"> </w:t>
-      </w:r>
-      <w:r>
-        <w:rPr>
-          <w:rFonts w:ascii="Times New Roman" w:eastAsia="Times New Roman" w:hAnsi="Times New Roman" w:cs="Times New Roman"/>
-          <w:color w:val="1A1A1A"/>
-          <w:lang w:eastAsia="ru-RU"/>
-        </w:rPr>
-        <w:t xml:space="preserve">(например, </w:t>
+        <w:t xml:space="preserve"> (например, </w:t>
       </w:r>
       <w:r>
         <w:rPr>
@@ -2101,15 +2324,7 @@
           <w:color w:val="FF0000"/>
           <w:lang w:eastAsia="ru-RU"/>
         </w:rPr>
-        <w:t>ЛР1</w:t>
-      </w:r>
-      <w:r>
-        <w:rPr>
-          <w:rFonts w:ascii="Times New Roman" w:eastAsia="Times New Roman" w:hAnsi="Times New Roman" w:cs="Times New Roman"/>
-          <w:color w:val="FF0000"/>
-          <w:lang w:eastAsia="ru-RU"/>
-        </w:rPr>
-        <w:t>_Малиновская_ФИТ_2</w:t>
+        <w:t>ЛР1_Малиновская_ФИТ_2</w:t>
       </w:r>
       <w:r>
         <w:rPr>
@@ -2318,7 +2533,17 @@
           <w:szCs w:val="24"/>
           <w:lang w:val="en-US" w:eastAsia="ru-RU"/>
         </w:rPr>
-        <w:t>Excel)</w:t>
+        <w:t>Excel</w:t>
+      </w:r>
+      <w:r>
+        <w:rPr>
+          <w:rFonts w:ascii="Times New Roman" w:eastAsia="Times New Roman" w:hAnsi="Times New Roman" w:cs="Times New Roman"/>
+          <w:color w:val="1A1A1A"/>
+          <w:sz w:val="24"/>
+          <w:szCs w:val="24"/>
+          <w:lang w:eastAsia="ru-RU"/>
+        </w:rPr>
+        <w:t>)</w:t>
       </w:r>
     </w:p>
     <w:sectPr>
@@ -2332,7 +2557,7 @@
 </file>
 
 <file path=word/numbering.xml><?xml version="1.0" encoding="utf-8"?>
-<w:numbering xmlns:wpc="http://schemas.microsoft.com/office/word/2010/wordprocessingCanvas" xmlns:cx="http://schemas.microsoft.com/office/drawing/2014/chartex" xmlns:mc="http://schemas.openxmlformats.org/markup-compatibility/2006" xmlns:o="urn:schemas-microsoft-com:office:office" xmlns:r="http://schemas.openxmlformats.org/officeDocument/2006/relationships" xmlns:m="http://schemas.openxmlformats.org/officeDocument/2006/math" xmlns:v="urn:schemas-microsoft-com:vml" xmlns:wp14="http://schemas.microsoft.com/office/word/2010/wordprocessingDrawing" xmlns:wp="http://schemas.openxmlformats.org/drawingml/2006/wordprocessingDrawing" xmlns:w10="urn:schemas-microsoft-com:office:word" xmlns:w="http://schemas.openxmlformats.org/wordprocessingml/2006/main" xmlns:w14="http://schemas.microsoft.com/office/word/2010/wordml" xmlns:w15="http://schemas.microsoft.com/office/word/2012/wordml" xmlns:w16se="http://schemas.microsoft.com/office/word/2015/wordml/symex" xmlns:wpg="http://schemas.microsoft.com/office/word/2010/wordprocessingGroup" xmlns:wpi="http://schemas.microsoft.com/office/word/2010/wordprocessingInk" xmlns:wne="http://schemas.microsoft.com/office/word/2006/wordml" xmlns:wps="http://schemas.microsoft.com/office/word/2010/wordprocessingShape" mc:Ignorable="w14 w15 w16se wp14">
+<w:numbering xmlns:wpc="http://schemas.microsoft.com/office/word/2010/wordprocessingCanvas" xmlns:cx="http://schemas.microsoft.com/office/drawing/2014/chartex" xmlns:cx1="http://schemas.microsoft.com/office/drawing/2015/9/8/chartex" xmlns:cx2="http://schemas.microsoft.com/office/drawing/2015/10/21/chartex" xmlns:cx3="http://schemas.microsoft.com/office/drawing/2016/5/9/chartex" xmlns:cx4="http://schemas.microsoft.com/office/drawing/2016/5/10/chartex" xmlns:cx5="http://schemas.microsoft.com/office/drawing/2016/5/11/chartex" xmlns:cx6="http://schemas.microsoft.com/office/drawing/2016/5/12/chartex" xmlns:cx7="http://schemas.microsoft.com/office/drawing/2016/5/13/chartex" xmlns:cx8="http://schemas.microsoft.com/office/drawing/2016/5/14/chartex" xmlns:mc="http://schemas.openxmlformats.org/markup-compatibility/2006" xmlns:aink="http://schemas.microsoft.com/office/drawing/2016/ink" xmlns:am3d="http://schemas.microsoft.com/office/drawing/2017/model3d" xmlns:o="urn:schemas-microsoft-com:office:office" xmlns:oel="http://schemas.microsoft.com/office/2019/extlst" xmlns:r="http://schemas.openxmlformats.org/officeDocument/2006/relationships" xmlns:m="http://schemas.openxmlformats.org/officeDocument/2006/math" xmlns:v="urn:schemas-microsoft-com:vml" xmlns:wp14="http://schemas.microsoft.com/office/word/2010/wordprocessingDrawing" xmlns:wp="http://schemas.openxmlformats.org/drawingml/2006/wordprocessingDrawing" xmlns:w10="urn:schemas-microsoft-com:office:word" xmlns:w="http://schemas.openxmlformats.org/wordprocessingml/2006/main" xmlns:w14="http://schemas.microsoft.com/office/word/2010/wordml" xmlns:w15="http://schemas.microsoft.com/office/word/2012/wordml" xmlns:w16cex="http://schemas.microsoft.com/office/word/2018/wordml/cex" xmlns:w16cid="http://schemas.microsoft.com/office/word/2016/wordml/cid" xmlns:w16="http://schemas.microsoft.com/office/word/2018/wordml" xmlns:w16sdtdh="http://schemas.microsoft.com/office/word/2020/wordml/sdtdatahash" xmlns:w16se="http://schemas.microsoft.com/office/word/2015/wordml/symex" xmlns:wpg="http://schemas.microsoft.com/office/word/2010/wordprocessingGroup" xmlns:wpi="http://schemas.microsoft.com/office/word/2010/wordprocessingInk" xmlns:wne="http://schemas.microsoft.com/office/word/2006/wordml" xmlns:wps="http://schemas.microsoft.com/office/word/2010/wordprocessingShape" mc:Ignorable="w14 w15 w16se w16cid w16 w16cex w16sdtdh wp14">
   <w:abstractNum w:abstractNumId="0" w15:restartNumberingAfterBreak="0">
     <w:nsid w:val="14D90AAE"/>
     <w:multiLevelType w:val="hybridMultilevel"/>
@@ -2422,14 +2647,14 @@
       </w:pPr>
     </w:lvl>
   </w:abstractNum>
-  <w:num w:numId="1">
+  <w:num w:numId="1" w16cid:durableId="307244022">
     <w:abstractNumId w:val="0"/>
   </w:num>
 </w:numbering>
 </file>
 
 <file path=word/styles.xml><?xml version="1.0" encoding="utf-8"?>
-<w:styles xmlns:mc="http://schemas.openxmlformats.org/markup-compatibility/2006" xmlns:r="http://schemas.openxmlformats.org/officeDocument/2006/relationships" xmlns:w="http://schemas.openxmlformats.org/wordprocessingml/2006/main" xmlns:w14="http://schemas.microsoft.com/office/word/2010/wordml" xmlns:w15="http://schemas.microsoft.com/office/word/2012/wordml" xmlns:w16se="http://schemas.microsoft.com/office/word/2015/wordml/symex" mc:Ignorable="w14 w15 w16se">
+<w:styles xmlns:mc="http://schemas.openxmlformats.org/markup-compatibility/2006" xmlns:r="http://schemas.openxmlformats.org/officeDocument/2006/relationships" xmlns:w="http://schemas.openxmlformats.org/wordprocessingml/2006/main" xmlns:w14="http://schemas.microsoft.com/office/word/2010/wordml" xmlns:w15="http://schemas.microsoft.com/office/word/2012/wordml" xmlns:w16cex="http://schemas.microsoft.com/office/word/2018/wordml/cex" xmlns:w16cid="http://schemas.microsoft.com/office/word/2016/wordml/cid" xmlns:w16="http://schemas.microsoft.com/office/word/2018/wordml" xmlns:w16sdtdh="http://schemas.microsoft.com/office/word/2020/wordml/sdtdatahash" xmlns:w16se="http://schemas.microsoft.com/office/word/2015/wordml/symex" mc:Ignorable="w14 w15 w16se w16cid w16 w16cex w16sdtdh">
   <w:docDefaults>
     <w:rPrDefault>
       <w:rPr>
@@ -2445,7 +2670,7 @@
       </w:pPr>
     </w:pPrDefault>
   </w:docDefaults>
-  <w:latentStyles w:defLockedState="0" w:defUIPriority="99" w:defSemiHidden="0" w:defUnhideWhenUsed="0" w:defQFormat="0" w:count="371">
+  <w:latentStyles w:defLockedState="0" w:defUIPriority="99" w:defSemiHidden="0" w:defUnhideWhenUsed="0" w:defQFormat="0" w:count="376">
     <w:lsdException w:name="Normal" w:uiPriority="0" w:qFormat="1"/>
     <w:lsdException w:name="heading 1" w:uiPriority="9" w:qFormat="1"/>
     <w:lsdException w:name="heading 2" w:semiHidden="1" w:uiPriority="9" w:unhideWhenUsed="1" w:qFormat="1"/>
@@ -2817,6 +3042,11 @@
     <w:lsdException w:name="List Table 5 Dark Accent 6" w:uiPriority="50"/>
     <w:lsdException w:name="List Table 6 Colorful Accent 6" w:uiPriority="51"/>
     <w:lsdException w:name="List Table 7 Colorful Accent 6" w:uiPriority="52"/>
+    <w:lsdException w:name="Mention" w:semiHidden="1" w:unhideWhenUsed="1"/>
+    <w:lsdException w:name="Smart Hyperlink" w:semiHidden="1" w:unhideWhenUsed="1"/>
+    <w:lsdException w:name="Hashtag" w:semiHidden="1" w:unhideWhenUsed="1"/>
+    <w:lsdException w:name="Unresolved Mention" w:semiHidden="1" w:unhideWhenUsed="1"/>
+    <w:lsdException w:name="Smart Link" w:semiHidden="1" w:unhideWhenUsed="1"/>
   </w:latentStyles>
   <w:style w:type="paragraph" w:default="1" w:styleId="a">
     <w:name w:val="Normal"/>
